--- a/courts/tenth-circuit/kansas/state/court-of-appeals/opening-brief/usage/OUTPUT-opening-brief.docx
+++ b/courts/tenth-circuit/kansas/state/court-of-appeals/opening-brief/usage/OUTPUT-opening-brief.docx
@@ -8289,7 +8289,7 @@
         <w:pStyle w:val="XdQuote"/>
       </w:pPr>
       <w:r>
-        <w:t xml:space="preserve">The issue of whether the defendant walked away and whether it’s a black man or a white man, I think some of the other issues are there as well that-what an officer observed or what the individual has a right to do. And I -too much, for me anyway at this time, too much of the answers to the questions or the scenario posed by both officers appears to be that of filling in the blanks after the fact as opposed to what they did, why they did at the time. And I’m not always suspicious of what an officer testifies to, but I try to listen and balance what that officer tells me.</w:t>
+        <w:t xml:space="preserve">The issue of whether the defendant walked away and whether it’s a black man or a white man, I think some of the other issues are there as well that-what an officer observed or what the individual has a right to do. And I -​too much, for me anyway at this time, too much of the answers to the questions or the scenario posed by both officers appears to be that of filling in the blanks after the fact as opposed to what they did, why they did at the time. And I’m not always suspicious of what an officer testifies to, but I try to listen and balance what that officer tells me.</w:t>
       </w:r>
     </w:p>
     <w:p>
@@ -13779,6 +13779,7 @@
     <w:unhideWhenUsed/>
     <w:qFormat/>
     <w:pPr>
+      <w:keepLines/>
       <w:spacing w:before="0" w:after="140" w:line="299" w:lineRule="exact"/>
     </w:pPr>
     <w:rPr>

--- a/courts/tenth-circuit/kansas/state/court-of-appeals/opening-brief/usage/OUTPUT-opening-brief.docx
+++ b/courts/tenth-circuit/kansas/state/court-of-appeals/opening-brief/usage/OUTPUT-opening-brief.docx
@@ -14032,6 +14032,33 @@
       <w:ind w:left="2160" w:hanging="720"/>
     </w:pPr>
   </w:style>
+  <w:style w:type="paragraph" w:customStyle="1" w:styleId="XdQuoteList1">
+    <w:name w:val="Xd Quote List 1"/>
+    <w:basedOn w:val="Normal"/>
+    <w:qFormat/>
+    <w:pPr>
+      <w:spacing w:before="0" w:after="0" w:line="299" w:lineRule="exact"/>
+      <w:ind w:left="1440" w:right="720" w:hanging="720"/>
+    </w:pPr>
+  </w:style>
+  <w:style w:type="paragraph" w:customStyle="1" w:styleId="XdQuoteList2">
+    <w:name w:val="Xd Quote List 2"/>
+    <w:basedOn w:val="Normal"/>
+    <w:qFormat/>
+    <w:pPr>
+      <w:spacing w:before="0" w:after="0" w:line="299" w:lineRule="exact"/>
+      <w:ind w:left="2160" w:right="720" w:hanging="720"/>
+    </w:pPr>
+  </w:style>
+  <w:style w:type="paragraph" w:customStyle="1" w:styleId="XdQuoteList3">
+    <w:name w:val="Xd Quote List 3"/>
+    <w:basedOn w:val="Normal"/>
+    <w:qFormat/>
+    <w:pPr>
+      <w:spacing w:before="0" w:after="0" w:line="299" w:lineRule="exact"/>
+      <w:ind w:left="2880" w:right="720" w:hanging="720"/>
+    </w:pPr>
+  </w:style>
   <w:style w:type="paragraph" w:customStyle="1" w:styleId="XdQuote">
     <w:name w:val="XdQuote"/>
     <w:basedOn w:val="BodyText"/>

--- a/courts/tenth-circuit/kansas/state/court-of-appeals/opening-brief/usage/OUTPUT-opening-brief.docx
+++ b/courts/tenth-circuit/kansas/state/court-of-appeals/opening-brief/usage/OUTPUT-opening-brief.docx
@@ -167,9 +167,7 @@
           <w:b/>
           <w:bCs/>
         </w:rPr>
-        <w:t xml:space="preserve">17</w:t>
-        <w:noBreakHyphen/>
-        <w:t xml:space="preserve">118640-A</w:t>
+        <w:t xml:space="preserve">17-⁠118640-A</w:t>
       </w:r>
     </w:p>
     <w:p>
@@ -637,9 +635,7 @@
         <w:t xml:space="preserve"> </w:t>
       </w:r>
       <w:r>
-        <w:t xml:space="preserve">296</w:t>
-        <w:noBreakHyphen/>
-        <w:t xml:space="preserve">2215</w:t>
+        <w:t xml:space="preserve">296-⁠2215</w:t>
       </w:r>
     </w:p>
     <w:p>
@@ -655,9 +651,7 @@
         <w:t xml:space="preserve"> </w:t>
       </w:r>
       <w:r>
-        <w:t xml:space="preserve">291</w:t>
-        <w:noBreakHyphen/>
-        <w:t xml:space="preserve">3131</w:t>
+        <w:t xml:space="preserve">291-⁠3131</w:t>
       </w:r>
       <w:r>
         <w:t xml:space="preserve"> </w:t>
@@ -7170,9 +7164,7 @@
         <w:t xml:space="preserve"> </w:t>
       </w:r>
       <w:r>
-        <w:t xml:space="preserve">22</w:t>
-        <w:noBreakHyphen/>
-        <w:t xml:space="preserve">2402</w:t>
+        <w:t xml:space="preserve">22-⁠2402</w:t>
       </w:r>
       <w:r>
         <w:t xml:space="preserve">   </w:t>
@@ -7200,9 +7192,7 @@
         <w:t xml:space="preserve"> </w:t>
       </w:r>
       <w:r>
-        <w:t xml:space="preserve">22</w:t>
-        <w:noBreakHyphen/>
-        <w:t xml:space="preserve">3603</w:t>
+        <w:t xml:space="preserve">22-⁠3603</w:t>
       </w:r>
       <w:r>
         <w:t xml:space="preserve">   </w:t>
@@ -7415,19 +7405,7 @@
         <w:pStyle w:val="BodyText"/>
       </w:pPr>
       <w:r>
-        <w:t xml:space="preserve">On December 12th, 2016, Sanders possessed a baggie of methamphetamine (“meth”) and a methamphetamine pipe when he was stopped by Topeka police officers. (R. III, 9</w:t>
-      </w:r>
-      <w:r>
-        <w:noBreakHyphen/>
-      </w:r>
-      <w:r>
-        <w:t xml:space="preserve">11.) On December 14th, 2016, the State charged Saunders with possession of meth, a level five drug felony, and unlawful use of drug paraphernalia, a class A misdemeanor, in Shawnee County District Court. (R. I, 12</w:t>
-      </w:r>
-      <w:r>
-        <w:noBreakHyphen/>
-      </w:r>
-      <w:r>
-        <w:t xml:space="preserve">14.)</w:t>
+        <w:t xml:space="preserve">On December 12th, 2016, Sanders possessed a baggie of methamphetamine (“meth”) and a methamphetamine pipe when he was stopped by Topeka police officers. (R. III, 9-⁠11.) On December 14th, 2016, the State charged Saunders with possession of meth, a level five drug felony, and unlawful use of drug paraphernalia, a class A misdemeanor, in Shawnee County District Court. (R. I, 12-⁠14.)</w:t>
       </w:r>
     </w:p>
     <w:p>
@@ -7577,13 +7555,7 @@
         <w:pStyle w:val="BodyText"/>
       </w:pPr>
       <w:r>
-        <w:t xml:space="preserve">Officer Belt then got out of his vehicle, and went north on the west side of 725 Topeka, cutting through an alley and onto the sidewalk. (R. III, 7). Officer Furney testified that he went the other way in case Sanders doubled back. (R. III, 29.) Sanders saw Officer Belt when the officer came around the corner, and Sanders turned around and started running back south toward the vehicle. (R. III, 7</w:t>
-      </w:r>
-      <w:r>
-        <w:noBreakHyphen/>
-      </w:r>
-      <w:r>
-        <w:t xml:space="preserve">8.) At that point, Officer Belt testified, “I just ran behind him, told him to stop, and he got to the vehicle as I ran-rounded around the corner.” (R. III, 8.)</w:t>
+        <w:t xml:space="preserve">Officer Belt then got out of his vehicle, and went north on the west side of 725 Topeka, cutting through an alley and onto the sidewalk. (R. III, 7). Officer Furney testified that he went the other way in case Sanders doubled back. (R. III, 29.) Sanders saw Officer Belt when the officer came around the corner, and Sanders turned around and started running back south toward the vehicle. (R. III, 7-⁠8.) At that point, Officer Belt testified, “I just ran behind him, told him to stop, and he got to the vehicle as I ran-rounded around the corner.” (R. III, 8.)</w:t>
       </w:r>
     </w:p>
     <w:p>
@@ -8167,13 +8139,7 @@
         <w:pStyle w:val="BodyText"/>
       </w:pPr>
       <w:r>
-        <w:t xml:space="preserve">(R. III, 33</w:t>
-      </w:r>
-      <w:r>
-        <w:noBreakHyphen/>
-      </w:r>
-      <w:r>
-        <w:t xml:space="preserve">35.)</w:t>
+        <w:t xml:space="preserve">(R. III, 33-⁠35.)</w:t>
       </w:r>
     </w:p>
     <w:p>
@@ -8337,13 +8303,7 @@
         <w:pStyle w:val="BodyText"/>
       </w:pPr>
       <w:r>
-        <w:t xml:space="preserve">(R. III, 38</w:t>
-      </w:r>
-      <w:r>
-        <w:noBreakHyphen/>
-      </w:r>
-      <w:r>
-        <w:t xml:space="preserve">42.)</w:t>
+        <w:t xml:space="preserve">(R. III, 38-⁠42.)</w:t>
       </w:r>
     </w:p>
     <w:p>
@@ -8427,25 +8387,13 @@
         <w:pStyle w:val="BodyText"/>
       </w:pPr>
       <w:r>
-        <w:t xml:space="preserve">The State may file an interlocutory appeal when the district court suppresses evidence. K.S.A. 22</w:t>
-      </w:r>
-      <w:r>
-        <w:noBreakHyphen/>
-      </w:r>
-      <w:r>
-        <w:t xml:space="preserve">3603.</w:t>
-      </w:r>
-      <w:r>
-        <w:t xml:space="preserve"> </w:t>
-      </w:r>
-      <w:r>
-        <w:t xml:space="preserve">(R. I, 33.) At the pretrial hearing, the district court granted the defendant’s suppression motion. (R. III, 38</w:t>
-      </w:r>
-      <w:r>
-        <w:noBreakHyphen/>
-      </w:r>
-      <w:r>
-        <w:t xml:space="preserve">42.)</w:t>
+        <w:t xml:space="preserve">The State may file an interlocutory appeal when the district court suppresses evidence. K.S.A. 22-⁠3603.</w:t>
+      </w:r>
+      <w:r>
+        <w:t xml:space="preserve"> </w:t>
+      </w:r>
+      <w:r>
+        <w:t xml:space="preserve">(R. I, 33.) At the pretrial hearing, the district court granted the defendant’s suppression motion. (R. III, 38-⁠42.)</w:t>
       </w:r>
     </w:p>
     <w:p>
@@ -8738,13 +8686,7 @@
         <w:pStyle w:val="BodyText"/>
       </w:pPr>
       <w:r>
-        <w:t xml:space="preserve">K.S.A. 22</w:t>
-      </w:r>
-      <w:r>
-        <w:noBreakHyphen/>
-      </w:r>
-      <w:r>
-        <w:t xml:space="preserve">2402</w:t>
+        <w:t xml:space="preserve">K.S.A. 22-⁠2402</w:t>
       </w:r>
       <w:r>
         <w:t xml:space="preserve"> </w:t>
@@ -8780,13 +8722,7 @@
         <w:t xml:space="preserve"> </w:t>
       </w:r>
       <w:r>
-        <w:t xml:space="preserve">to the United States Constitution and K.S.A. 22</w:t>
-      </w:r>
-      <w:r>
-        <w:noBreakHyphen/>
-      </w:r>
-      <w:r>
-        <w:t xml:space="preserve">2402</w:t>
+        <w:t xml:space="preserve">to the United States Constitution and K.S.A. 22-⁠2402</w:t>
       </w:r>
       <w:r>
         <w:t xml:space="preserve"> </w:t>
@@ -8919,13 +8855,7 @@
         <w:pStyle w:val="BodyText"/>
       </w:pPr>
       <w:r>
-        <w:t xml:space="preserve">Under K.S.A. 22</w:t>
-      </w:r>
-      <w:r>
-        <w:noBreakHyphen/>
-      </w:r>
-      <w:r>
-        <w:t xml:space="preserve">2402,</w:t>
+        <w:t xml:space="preserve">Under K.S.A. 22-⁠2402,</w:t>
       </w:r>
       <w:r>
         <w:t xml:space="preserve"> </w:t>
@@ -9103,13 +9033,7 @@
         <w:t xml:space="preserve">Wardlow</w:t>
       </w:r>
       <w:r>
-        <w:t xml:space="preserve">, 528 U.S. at 124</w:t>
-      </w:r>
-      <w:r>
-        <w:noBreakHyphen/>
-      </w:r>
-      <w:r>
-        <w:t xml:space="preserve">25 (emphasis added).</w:t>
+        <w:t xml:space="preserve">, 528 U.S. at 124-⁠25 (emphasis added).</w:t>
       </w:r>
     </w:p>
     <w:p>
@@ -10440,19 +10364,7 @@
         <w:pStyle w:val="BodyText"/>
       </w:pPr>
       <w:r>
-        <w:t xml:space="preserve">Officer Belt also properly detained and asked Sanders if he had any weapons on his person. (R. III, 8</w:t>
-      </w:r>
-      <w:r>
-        <w:noBreakHyphen/>
-      </w:r>
-      <w:r>
-        <w:t xml:space="preserve">9). See, K.S.A. 22</w:t>
-      </w:r>
-      <w:r>
-        <w:noBreakHyphen/>
-      </w:r>
-      <w:r>
-        <w:t xml:space="preserve">2402(2),</w:t>
+        <w:t xml:space="preserve">Officer Belt also properly detained and asked Sanders if he had any weapons on his person. (R. III, 8-⁠9). See, K.S.A. 22-⁠2402(2),</w:t>
       </w:r>
       <w:r>
         <w:t xml:space="preserve"> </w:t>
@@ -10544,13 +10456,7 @@
         <w:pStyle w:val="BodyText"/>
       </w:pPr>
       <w:r>
-        <w:t xml:space="preserve">Officer Belt testified “He had a large, again, heavy jacket on. It was December. On the left breast pocket, there was a methamphetamine pipe I located inside of it … I found a deck of cards and a bunch of other miscellaneous items.” (R. III, 9</w:t>
-      </w:r>
-      <w:r>
-        <w:noBreakHyphen/>
-      </w:r>
-      <w:r>
-        <w:t xml:space="preserve">10.) Noted in the preliminary hearing, Officer Belt only “searched the remainder of his pants pockets and then the pockets of the large coat he was wearing”. (R. II, 9.) The Officer did have Sanders consent to look for the knife. No knife, however, was recovered, but a pack of cards, which later was determined to contain a baggie of meth, and a key. The search of Sanders was proper.</w:t>
+        <w:t xml:space="preserve">Officer Belt testified “He had a large, again, heavy jacket on. It was December. On the left breast pocket, there was a methamphetamine pipe I located inside of it … I found a deck of cards and a bunch of other miscellaneous items.” (R. III, 9-⁠10.) Noted in the preliminary hearing, Officer Belt only “searched the remainder of his pants pockets and then the pockets of the large coat he was wearing”. (R. II, 9.) The Officer did have Sanders consent to look for the knife. No knife, however, was recovered, but a pack of cards, which later was determined to contain a baggie of meth, and a key. The search of Sanders was proper.</w:t>
       </w:r>
     </w:p>
     <w:p>
@@ -10870,13 +10776,7 @@
         <w:t xml:space="preserve">Strieff</w:t>
       </w:r>
       <w:r>
-        <w:t xml:space="preserve">, 136 S. Ct. at 2061</w:t>
-      </w:r>
-      <w:r>
-        <w:noBreakHyphen/>
-      </w:r>
-      <w:r>
-        <w:t xml:space="preserve">62.</w:t>
+        <w:t xml:space="preserve">, 136 S. Ct. at 2061-⁠62.</w:t>
       </w:r>
     </w:p>
     <w:p>
@@ -10992,19 +10892,7 @@
         <w:pStyle w:val="BodyText"/>
       </w:pPr>
       <w:r>
-        <w:t xml:space="preserve">The time elapsed between the illegality and acquisition of the evidence favors suppress because there was not a substantial about of time between the stop, search for weapons, running of identification, and discovery of the warrant. (R.III, 8</w:t>
-      </w:r>
-      <w:r>
-        <w:noBreakHyphen/>
-      </w:r>
-      <w:r>
-        <w:t xml:space="preserve">9, 21, 25</w:t>
-      </w:r>
-      <w:r>
-        <w:noBreakHyphen/>
-      </w:r>
-      <w:r>
-        <w:t xml:space="preserve">26, 31). However, the presence of intervening circumstances, namely, the discovery of an outstanding Shawnee County warrant and the lack of official misconduct favor, both strongly favor the State. Courts have held that evidence of two of the three factors supports refusal of suppression of evidence under the attenuation doctrine. See</w:t>
+        <w:t xml:space="preserve">The time elapsed between the illegality and acquisition of the evidence favors suppress because there was not a substantial about of time between the stop, search for weapons, running of identification, and discovery of the warrant. (R.III, 8-⁠9, 21, 25-⁠26, 31). However, the presence of intervening circumstances, namely, the discovery of an outstanding Shawnee County warrant and the lack of official misconduct favor, both strongly favor the State. Courts have held that evidence of two of the three factors supports refusal of suppression of evidence under the attenuation doctrine. See</w:t>
       </w:r>
       <w:r>
         <w:t xml:space="preserve"> </w:t>
@@ -11403,19 +11291,7 @@
         <w:t xml:space="preserve"> </w:t>
       </w:r>
       <w:r>
-        <w:t xml:space="preserve">at *9. In this case, the Officer Belt detained, patted-down, and searched for weapons (specifically the knife) of Sanders, while the Officer Purney found an outstanding criminal warrant. (R. III, 8</w:t>
-      </w:r>
-      <w:r>
-        <w:noBreakHyphen/>
-      </w:r>
-      <w:r>
-        <w:t xml:space="preserve">9, 21, 25</w:t>
-      </w:r>
-      <w:r>
-        <w:noBreakHyphen/>
-      </w:r>
-      <w:r>
-        <w:t xml:space="preserve">26, 31.) Officer Belt detained Sanders because he had already tried to elude him three or four times. “I didn’t want him to either try to fight me or to run away again.” (R. III, 8.) Officer Belt then asked him if he had any weapons on him and the purpose of this question was officer safety. (R. III, 21, 31.) Officer Belt proceeded to ask Sanders where the knife could be, and Sanders said okay to officers searching his other pockets to “secure it and make sure everyone was safe”. (R. III, 9.) In this case, there is no official misconduct by either officer.</w:t>
+        <w:t xml:space="preserve">at *9. In this case, the Officer Belt detained, patted-down, and searched for weapons (specifically the knife) of Sanders, while the Officer Purney found an outstanding criminal warrant. (R. III, 8-⁠9, 21, 25-⁠26, 31.) Officer Belt detained Sanders because he had already tried to elude him three or four times. “I didn’t want him to either try to fight me or to run away again.” (R. III, 8.) Officer Belt then asked him if he had any weapons on him and the purpose of this question was officer safety. (R. III, 21, 31.) Officer Belt proceeded to ask Sanders where the knife could be, and Sanders said okay to officers searching his other pockets to “secure it and make sure everyone was safe”. (R. III, 9.) In this case, there is no official misconduct by either officer.</w:t>
       </w:r>
     </w:p>
     <w:p>
@@ -11630,13 +11506,7 @@
         <w:pStyle w:val="BodyText"/>
       </w:pPr>
       <w:r>
-        <w:t xml:space="preserve">The baggie of meth was found when Officer Belt noticed the crease in the center of the deck of cards when he was packaging Sanders’ items to take to DOC. (R.III, 10</w:t>
-      </w:r>
-      <w:r>
-        <w:noBreakHyphen/>
-      </w:r>
-      <w:r>
-        <w:t xml:space="preserve">11.) As shown here, the possession of meth had been discovered after Sanders was placed into custody for his outstanding Shawnee County felony warrant. That is, the discovery of drugs on Sanders was inevitable because a pre-incarceration inventory of Sanders’ personal effects was an inevitable consequence of having a warrant.</w:t>
+        <w:t xml:space="preserve">The baggie of meth was found when Officer Belt noticed the crease in the center of the deck of cards when he was packaging Sanders’ items to take to DOC. (R.III, 10-⁠11.) As shown here, the possession of meth had been discovered after Sanders was placed into custody for his outstanding Shawnee County felony warrant. That is, the discovery of drugs on Sanders was inevitable because a pre-incarceration inventory of Sanders’ personal effects was an inevitable consequence of having a warrant.</w:t>
       </w:r>
     </w:p>
     <w:p>
@@ -11907,13 +11777,7 @@
         <w:t xml:space="preserve">Nix v. Williams</w:t>
       </w:r>
       <w:r>
-        <w:t xml:space="preserve">, 467 U.S. at 442</w:t>
-      </w:r>
-      <w:r>
-        <w:noBreakHyphen/>
-      </w:r>
-      <w:r>
-        <w:t xml:space="preserve">43,</w:t>
+        <w:t xml:space="preserve">, 467 U.S. at 442-⁠43,</w:t>
       </w:r>
       <w:r>
         <w:t xml:space="preserve"> </w:t>
@@ -12360,9 +12224,7 @@
                     <w:t xml:space="preserve"> </w:t>
                   </w:r>
                   <w:r>
-                    <w:t xml:space="preserve">296</w:t>
-                    <w:noBreakHyphen/>
-                    <w:t xml:space="preserve">2215</w:t>
+                    <w:t xml:space="preserve">296-⁠2215</w:t>
                   </w:r>
                 </w:p>
                 <w:p>
@@ -12384,9 +12246,7 @@
                     <w:t xml:space="preserve"> </w:t>
                   </w:r>
                   <w:r>
-                    <w:t xml:space="preserve">291</w:t>
-                    <w:noBreakHyphen/>
-                    <w:t xml:space="preserve">3875</w:t>
+                    <w:t xml:space="preserve">291-⁠3875</w:t>
                   </w:r>
                 </w:p>
                 <w:p>
@@ -12944,9 +12804,7 @@
               <w:t xml:space="preserve"> </w:t>
             </w:r>
             <w:r>
-              <w:t xml:space="preserve">296</w:t>
-              <w:noBreakHyphen/>
-              <w:t xml:space="preserve">2215</w:t>
+              <w:t xml:space="preserve">296-⁠2215</w:t>
             </w:r>
           </w:p>
           <w:p>
@@ -12968,9 +12826,7 @@
               <w:t xml:space="preserve"> </w:t>
             </w:r>
             <w:r>
-              <w:t xml:space="preserve">291</w:t>
-              <w:noBreakHyphen/>
-              <w:t xml:space="preserve">3875</w:t>
+              <w:t xml:space="preserve">291-⁠3875</w:t>
             </w:r>
           </w:p>
           <w:p>
@@ -13780,7 +13636,7 @@
     <w:qFormat/>
     <w:pPr>
       <w:keepLines/>
-      <w:spacing w:before="0" w:after="140" w:line="299" w:lineRule="exact"/>
+      <w:spacing w:before="23" w:after="140" w:line="299" w:lineRule="exact"/>
     </w:pPr>
     <w:rPr>
       <w:sz w:val="26"/>
